--- a/docs/Functional Specification.docx
+++ b/docs/Functional Specification.docx
@@ -12,6 +12,7 @@
           <w:szCs w:val="48"/>
         </w:rPr>
       </w:pPr>
+      <w:proofErr w:type="gramStart"/>
       <w:r>
         <w:rPr>
           <w:rFonts w:ascii="Times New Roman" w:hAnsi="Times New Roman" w:cs="Times New Roman"/>
@@ -19,7 +20,17 @@
           <w:sz w:val="48"/>
           <w:szCs w:val="48"/>
         </w:rPr>
-        <w:t>South East Technological University</w:t>
+        <w:t>South East</w:t>
+      </w:r>
+      <w:proofErr w:type="gramEnd"/>
+      <w:r>
+        <w:rPr>
+          <w:rFonts w:ascii="Times New Roman" w:hAnsi="Times New Roman" w:cs="Times New Roman"/>
+          <w:color w:val="000000" w:themeColor="text1"/>
+          <w:sz w:val="48"/>
+          <w:szCs w:val="48"/>
+        </w:rPr>
+        <w:t xml:space="preserve"> Technological University</w:t>
       </w:r>
     </w:p>
     <w:p>
@@ -263,7 +274,34 @@
           <w:sz w:val="40"/>
           <w:szCs w:val="40"/>
         </w:rPr>
-        <w:t>24.04.2026</w:t>
+        <w:t>19</w:t>
+      </w:r>
+      <w:r>
+        <w:rPr>
+          <w:rFonts w:ascii="Times New Roman" w:hAnsi="Times New Roman" w:cs="Times New Roman"/>
+          <w:color w:val="000000" w:themeColor="text1"/>
+          <w:sz w:val="40"/>
+          <w:szCs w:val="40"/>
+        </w:rPr>
+        <w:t>.0</w:t>
+      </w:r>
+      <w:r>
+        <w:rPr>
+          <w:rFonts w:ascii="Times New Roman" w:hAnsi="Times New Roman" w:cs="Times New Roman"/>
+          <w:color w:val="000000" w:themeColor="text1"/>
+          <w:sz w:val="40"/>
+          <w:szCs w:val="40"/>
+        </w:rPr>
+        <w:t>5</w:t>
+      </w:r>
+      <w:r>
+        <w:rPr>
+          <w:rFonts w:ascii="Times New Roman" w:hAnsi="Times New Roman" w:cs="Times New Roman"/>
+          <w:color w:val="000000" w:themeColor="text1"/>
+          <w:sz w:val="40"/>
+          <w:szCs w:val="40"/>
+        </w:rPr>
+        <w:t>.2026</w:t>
       </w:r>
     </w:p>
     <w:p>
@@ -287,6 +325,7 @@
     </w:p>
     <w:p>
       <w:pPr>
+        <w:jc w:val="both"/>
         <w:rPr>
           <w:rFonts w:ascii="Times New Roman" w:hAnsi="Times New Roman" w:cs="Times New Roman"/>
           <w:color w:val="000000" w:themeColor="text1"/>
@@ -3251,6 +3290,7 @@
     </w:p>
     <w:p>
       <w:pPr>
+        <w:jc w:val="both"/>
         <w:rPr>
           <w:rFonts w:ascii="Times New Roman" w:hAnsi="Times New Roman" w:cs="Times New Roman"/>
           <w:color w:val="000000" w:themeColor="text1"/>
@@ -3296,26 +3336,60 @@
           <w:rFonts w:ascii="Times New Roman" w:hAnsi="Times New Roman" w:cs="Times New Roman"/>
           <w:color w:val="000000" w:themeColor="text1"/>
         </w:rPr>
-        <w:t>that consolidates student services into a single, unified platform. The long-term vision is that the application could operate as a configurable B2B (business-to-business) service for any higher education institution (HEI), similar to how Blackboard functions as a SaaS (Software as a Service) product.</w:t>
-      </w:r>
-    </w:p>
-    <w:p>
-      <w:pPr>
-        <w:rPr>
-          <w:rFonts w:ascii="Times New Roman" w:hAnsi="Times New Roman" w:cs="Times New Roman"/>
-          <w:color w:val="000000" w:themeColor="text1"/>
-        </w:rPr>
-      </w:pPr>
-      <w:r>
-        <w:rPr>
-          <w:rFonts w:ascii="Times New Roman" w:hAnsi="Times New Roman" w:cs="Times New Roman"/>
-          <w:color w:val="000000" w:themeColor="text1"/>
-        </w:rPr>
-        <w:t>For this project, the development focuses on the ecosystem of the South East Technological University (SETU), incorporating its branding, structure, and service offerings.</w:t>
-      </w:r>
-    </w:p>
-    <w:p>
-      <w:pPr>
+        <w:t xml:space="preserve">that consolidates student services into a single, unified platform. The long-term vision is that the application could operate as a configurable B2B (business-to-business) service for any higher education institution (HEI), </w:t>
+      </w:r>
+      <w:proofErr w:type="gramStart"/>
+      <w:r>
+        <w:rPr>
+          <w:rFonts w:ascii="Times New Roman" w:hAnsi="Times New Roman" w:cs="Times New Roman"/>
+          <w:color w:val="000000" w:themeColor="text1"/>
+        </w:rPr>
+        <w:t>similar to</w:t>
+      </w:r>
+      <w:proofErr w:type="gramEnd"/>
+      <w:r>
+        <w:rPr>
+          <w:rFonts w:ascii="Times New Roman" w:hAnsi="Times New Roman" w:cs="Times New Roman"/>
+          <w:color w:val="000000" w:themeColor="text1"/>
+        </w:rPr>
+        <w:t xml:space="preserve"> how Blackboard functions as a SaaS (Software as a Service) product.</w:t>
+      </w:r>
+    </w:p>
+    <w:p>
+      <w:pPr>
+        <w:jc w:val="both"/>
+        <w:rPr>
+          <w:rFonts w:ascii="Times New Roman" w:hAnsi="Times New Roman" w:cs="Times New Roman"/>
+          <w:color w:val="000000" w:themeColor="text1"/>
+        </w:rPr>
+      </w:pPr>
+      <w:r>
+        <w:rPr>
+          <w:rFonts w:ascii="Times New Roman" w:hAnsi="Times New Roman" w:cs="Times New Roman"/>
+          <w:color w:val="000000" w:themeColor="text1"/>
+        </w:rPr>
+        <w:t xml:space="preserve">For this project, the development focuses on the ecosystem of the </w:t>
+      </w:r>
+      <w:proofErr w:type="gramStart"/>
+      <w:r>
+        <w:rPr>
+          <w:rFonts w:ascii="Times New Roman" w:hAnsi="Times New Roman" w:cs="Times New Roman"/>
+          <w:color w:val="000000" w:themeColor="text1"/>
+        </w:rPr>
+        <w:t>South East</w:t>
+      </w:r>
+      <w:proofErr w:type="gramEnd"/>
+      <w:r>
+        <w:rPr>
+          <w:rFonts w:ascii="Times New Roman" w:hAnsi="Times New Roman" w:cs="Times New Roman"/>
+          <w:color w:val="000000" w:themeColor="text1"/>
+        </w:rPr>
+        <w:t xml:space="preserve"> Technological University (SETU), incorporating its branding, structure, and service offerings.</w:t>
+      </w:r>
+    </w:p>
+    <w:p>
+      <w:pPr>
+        <w:jc w:val="both"/>
         <w:rPr>
           <w:rFonts w:ascii="Times New Roman" w:hAnsi="Times New Roman" w:cs="Times New Roman"/>
           <w:color w:val="000000" w:themeColor="text1"/>
@@ -3373,6 +3447,7 @@
     </w:p>
     <w:p>
       <w:pPr>
+        <w:jc w:val="both"/>
         <w:rPr>
           <w:rFonts w:ascii="Times New Roman" w:hAnsi="Times New Roman" w:cs="Times New Roman"/>
           <w:color w:val="000000" w:themeColor="text1"/>
@@ -3442,6 +3517,7 @@
     </w:p>
     <w:p>
       <w:pPr>
+        <w:jc w:val="both"/>
         <w:rPr>
           <w:rFonts w:ascii="Times New Roman" w:hAnsi="Times New Roman" w:cs="Times New Roman"/>
           <w:color w:val="000000" w:themeColor="text1"/>
@@ -3739,6 +3815,7 @@
     <w:p>
       <w:pPr>
         <w:keepNext/>
+        <w:jc w:val="center"/>
         <w:rPr>
           <w:rFonts w:ascii="Times New Roman" w:hAnsi="Times New Roman" w:cs="Times New Roman"/>
           <w:color w:val="000000" w:themeColor="text1"/>
@@ -3751,7 +3828,7 @@
           <w:color w:val="000000" w:themeColor="text1"/>
         </w:rPr>
         <w:drawing>
-          <wp:inline distT="0" distB="0" distL="0" distR="0" wp14:anchorId="427C5CF3" wp14:editId="7AB58E02">
+          <wp:inline distT="0" distB="0" distL="0" distR="0" wp14:anchorId="427C5CF3" wp14:editId="386807C1">
             <wp:extent cx="5943600" cy="1927860"/>
             <wp:effectExtent l="0" t="0" r="0" b="2540"/>
             <wp:docPr id="388391500" name="Picture 1"/>
@@ -4778,7 +4855,23 @@
                 <w:rFonts w:ascii="Times New Roman" w:hAnsi="Times New Roman" w:cs="Times New Roman"/>
                 <w:color w:val="000000" w:themeColor="text1"/>
               </w:rPr>
-              <w:t>API test: POST /api/v1/login</w:t>
+              <w:t>API test: POST /</w:t>
+            </w:r>
+            <w:proofErr w:type="spellStart"/>
+            <w:r>
+              <w:rPr>
+                <w:rFonts w:ascii="Times New Roman" w:hAnsi="Times New Roman" w:cs="Times New Roman"/>
+                <w:color w:val="000000" w:themeColor="text1"/>
+              </w:rPr>
+              <w:t>api</w:t>
+            </w:r>
+            <w:proofErr w:type="spellEnd"/>
+            <w:r>
+              <w:rPr>
+                <w:rFonts w:ascii="Times New Roman" w:hAnsi="Times New Roman" w:cs="Times New Roman"/>
+                <w:color w:val="000000" w:themeColor="text1"/>
+              </w:rPr>
+              <w:t>/v1/login</w:t>
             </w:r>
           </w:p>
         </w:tc>
@@ -4867,7 +4960,23 @@
                 <w:rFonts w:ascii="Times New Roman" w:hAnsi="Times New Roman" w:cs="Times New Roman"/>
                 <w:color w:val="000000" w:themeColor="text1"/>
               </w:rPr>
-              <w:t>API test: POST /api/v1/staff/login</w:t>
+              <w:t>API test: POST /</w:t>
+            </w:r>
+            <w:proofErr w:type="spellStart"/>
+            <w:r>
+              <w:rPr>
+                <w:rFonts w:ascii="Times New Roman" w:hAnsi="Times New Roman" w:cs="Times New Roman"/>
+                <w:color w:val="000000" w:themeColor="text1"/>
+              </w:rPr>
+              <w:t>api</w:t>
+            </w:r>
+            <w:proofErr w:type="spellEnd"/>
+            <w:r>
+              <w:rPr>
+                <w:rFonts w:ascii="Times New Roman" w:hAnsi="Times New Roman" w:cs="Times New Roman"/>
+                <w:color w:val="000000" w:themeColor="text1"/>
+              </w:rPr>
+              <w:t>/v1/staff/login</w:t>
             </w:r>
           </w:p>
         </w:tc>
@@ -4949,7 +5058,23 @@
                 <w:rFonts w:ascii="Times New Roman" w:hAnsi="Times New Roman" w:cs="Times New Roman"/>
                 <w:color w:val="000000" w:themeColor="text1"/>
               </w:rPr>
-              <w:t>API test: GET /api/v1/student-info</w:t>
+              <w:t>API test: GET /</w:t>
+            </w:r>
+            <w:proofErr w:type="spellStart"/>
+            <w:r>
+              <w:rPr>
+                <w:rFonts w:ascii="Times New Roman" w:hAnsi="Times New Roman" w:cs="Times New Roman"/>
+                <w:color w:val="000000" w:themeColor="text1"/>
+              </w:rPr>
+              <w:t>api</w:t>
+            </w:r>
+            <w:proofErr w:type="spellEnd"/>
+            <w:r>
+              <w:rPr>
+                <w:rFonts w:ascii="Times New Roman" w:hAnsi="Times New Roman" w:cs="Times New Roman"/>
+                <w:color w:val="000000" w:themeColor="text1"/>
+              </w:rPr>
+              <w:t>/v1/student-info</w:t>
             </w:r>
           </w:p>
         </w:tc>
@@ -5045,7 +5170,55 @@
                 <w:rFonts w:ascii="Times New Roman" w:hAnsi="Times New Roman" w:cs="Times New Roman"/>
                 <w:color w:val="000000" w:themeColor="text1"/>
               </w:rPr>
-              <w:t>API tests: GET /api/v1/qr-code, GET /api/v1/barcode</w:t>
+              <w:t>API tests: GET /</w:t>
+            </w:r>
+            <w:proofErr w:type="spellStart"/>
+            <w:r>
+              <w:rPr>
+                <w:rFonts w:ascii="Times New Roman" w:hAnsi="Times New Roman" w:cs="Times New Roman"/>
+                <w:color w:val="000000" w:themeColor="text1"/>
+              </w:rPr>
+              <w:t>api</w:t>
+            </w:r>
+            <w:proofErr w:type="spellEnd"/>
+            <w:r>
+              <w:rPr>
+                <w:rFonts w:ascii="Times New Roman" w:hAnsi="Times New Roman" w:cs="Times New Roman"/>
+                <w:color w:val="000000" w:themeColor="text1"/>
+              </w:rPr>
+              <w:t>/v1/</w:t>
+            </w:r>
+            <w:proofErr w:type="spellStart"/>
+            <w:r>
+              <w:rPr>
+                <w:rFonts w:ascii="Times New Roman" w:hAnsi="Times New Roman" w:cs="Times New Roman"/>
+                <w:color w:val="000000" w:themeColor="text1"/>
+              </w:rPr>
+              <w:t>qr</w:t>
+            </w:r>
+            <w:proofErr w:type="spellEnd"/>
+            <w:r>
+              <w:rPr>
+                <w:rFonts w:ascii="Times New Roman" w:hAnsi="Times New Roman" w:cs="Times New Roman"/>
+                <w:color w:val="000000" w:themeColor="text1"/>
+              </w:rPr>
+              <w:t>-code, GET /</w:t>
+            </w:r>
+            <w:proofErr w:type="spellStart"/>
+            <w:r>
+              <w:rPr>
+                <w:rFonts w:ascii="Times New Roman" w:hAnsi="Times New Roman" w:cs="Times New Roman"/>
+                <w:color w:val="000000" w:themeColor="text1"/>
+              </w:rPr>
+              <w:t>api</w:t>
+            </w:r>
+            <w:proofErr w:type="spellEnd"/>
+            <w:r>
+              <w:rPr>
+                <w:rFonts w:ascii="Times New Roman" w:hAnsi="Times New Roman" w:cs="Times New Roman"/>
+                <w:color w:val="000000" w:themeColor="text1"/>
+              </w:rPr>
+              <w:t>/v1/barcode</w:t>
             </w:r>
           </w:p>
         </w:tc>
@@ -5127,7 +5300,23 @@
                 <w:rFonts w:ascii="Times New Roman" w:hAnsi="Times New Roman" w:cs="Times New Roman"/>
                 <w:color w:val="000000" w:themeColor="text1"/>
               </w:rPr>
-              <w:t>API test: POST /api/v1/verify</w:t>
+              <w:t>API test: POST /</w:t>
+            </w:r>
+            <w:proofErr w:type="spellStart"/>
+            <w:r>
+              <w:rPr>
+                <w:rFonts w:ascii="Times New Roman" w:hAnsi="Times New Roman" w:cs="Times New Roman"/>
+                <w:color w:val="000000" w:themeColor="text1"/>
+              </w:rPr>
+              <w:t>api</w:t>
+            </w:r>
+            <w:proofErr w:type="spellEnd"/>
+            <w:r>
+              <w:rPr>
+                <w:rFonts w:ascii="Times New Roman" w:hAnsi="Times New Roman" w:cs="Times New Roman"/>
+                <w:color w:val="000000" w:themeColor="text1"/>
+              </w:rPr>
+              <w:t>/v1/verify</w:t>
             </w:r>
           </w:p>
         </w:tc>
@@ -5209,7 +5398,39 @@
                 <w:rFonts w:ascii="Times New Roman" w:hAnsi="Times New Roman" w:cs="Times New Roman"/>
                 <w:color w:val="000000" w:themeColor="text1"/>
               </w:rPr>
-              <w:t>API tests: POST /api/v1/card/requests, GET /api/v1/card/status</w:t>
+              <w:t>API tests: POST /</w:t>
+            </w:r>
+            <w:proofErr w:type="spellStart"/>
+            <w:r>
+              <w:rPr>
+                <w:rFonts w:ascii="Times New Roman" w:hAnsi="Times New Roman" w:cs="Times New Roman"/>
+                <w:color w:val="000000" w:themeColor="text1"/>
+              </w:rPr>
+              <w:t>api</w:t>
+            </w:r>
+            <w:proofErr w:type="spellEnd"/>
+            <w:r>
+              <w:rPr>
+                <w:rFonts w:ascii="Times New Roman" w:hAnsi="Times New Roman" w:cs="Times New Roman"/>
+                <w:color w:val="000000" w:themeColor="text1"/>
+              </w:rPr>
+              <w:t>/v1/card/requests, GET /</w:t>
+            </w:r>
+            <w:proofErr w:type="spellStart"/>
+            <w:r>
+              <w:rPr>
+                <w:rFonts w:ascii="Times New Roman" w:hAnsi="Times New Roman" w:cs="Times New Roman"/>
+                <w:color w:val="000000" w:themeColor="text1"/>
+              </w:rPr>
+              <w:t>api</w:t>
+            </w:r>
+            <w:proofErr w:type="spellEnd"/>
+            <w:r>
+              <w:rPr>
+                <w:rFonts w:ascii="Times New Roman" w:hAnsi="Times New Roman" w:cs="Times New Roman"/>
+                <w:color w:val="000000" w:themeColor="text1"/>
+              </w:rPr>
+              <w:t>/v1/card/status</w:t>
             </w:r>
           </w:p>
         </w:tc>
@@ -5291,7 +5512,39 @@
                 <w:rFonts w:ascii="Times New Roman" w:hAnsi="Times New Roman" w:cs="Times New Roman"/>
                 <w:color w:val="000000" w:themeColor="text1"/>
               </w:rPr>
-              <w:t>API tests: GET /api/v1/admin/card-requests, POST /api/v1/admin/card-requests/{id}/process</w:t>
+              <w:t>API tests: GET /</w:t>
+            </w:r>
+            <w:proofErr w:type="spellStart"/>
+            <w:r>
+              <w:rPr>
+                <w:rFonts w:ascii="Times New Roman" w:hAnsi="Times New Roman" w:cs="Times New Roman"/>
+                <w:color w:val="000000" w:themeColor="text1"/>
+              </w:rPr>
+              <w:t>api</w:t>
+            </w:r>
+            <w:proofErr w:type="spellEnd"/>
+            <w:r>
+              <w:rPr>
+                <w:rFonts w:ascii="Times New Roman" w:hAnsi="Times New Roman" w:cs="Times New Roman"/>
+                <w:color w:val="000000" w:themeColor="text1"/>
+              </w:rPr>
+              <w:t>/v1/admin/card-requests, POST /</w:t>
+            </w:r>
+            <w:proofErr w:type="spellStart"/>
+            <w:r>
+              <w:rPr>
+                <w:rFonts w:ascii="Times New Roman" w:hAnsi="Times New Roman" w:cs="Times New Roman"/>
+                <w:color w:val="000000" w:themeColor="text1"/>
+              </w:rPr>
+              <w:t>api</w:t>
+            </w:r>
+            <w:proofErr w:type="spellEnd"/>
+            <w:r>
+              <w:rPr>
+                <w:rFonts w:ascii="Times New Roman" w:hAnsi="Times New Roman" w:cs="Times New Roman"/>
+                <w:color w:val="000000" w:themeColor="text1"/>
+              </w:rPr>
+              <w:t>/v1/admin/card-requests/{id}/process</w:t>
             </w:r>
           </w:p>
         </w:tc>
@@ -5373,7 +5626,55 @@
                 <w:rFonts w:ascii="Times New Roman" w:hAnsi="Times New Roman" w:cs="Times New Roman"/>
                 <w:color w:val="000000" w:themeColor="text1"/>
               </w:rPr>
-              <w:t>API tests: GET /api/v1/assignments, GET /api/v1/assignments/{id}, POST /api/v1/assignments/{id}/submit</w:t>
+              <w:t>API tests: GET /</w:t>
+            </w:r>
+            <w:proofErr w:type="spellStart"/>
+            <w:r>
+              <w:rPr>
+                <w:rFonts w:ascii="Times New Roman" w:hAnsi="Times New Roman" w:cs="Times New Roman"/>
+                <w:color w:val="000000" w:themeColor="text1"/>
+              </w:rPr>
+              <w:t>api</w:t>
+            </w:r>
+            <w:proofErr w:type="spellEnd"/>
+            <w:r>
+              <w:rPr>
+                <w:rFonts w:ascii="Times New Roman" w:hAnsi="Times New Roman" w:cs="Times New Roman"/>
+                <w:color w:val="000000" w:themeColor="text1"/>
+              </w:rPr>
+              <w:t>/v1/assignments, GET /</w:t>
+            </w:r>
+            <w:proofErr w:type="spellStart"/>
+            <w:r>
+              <w:rPr>
+                <w:rFonts w:ascii="Times New Roman" w:hAnsi="Times New Roman" w:cs="Times New Roman"/>
+                <w:color w:val="000000" w:themeColor="text1"/>
+              </w:rPr>
+              <w:t>api</w:t>
+            </w:r>
+            <w:proofErr w:type="spellEnd"/>
+            <w:r>
+              <w:rPr>
+                <w:rFonts w:ascii="Times New Roman" w:hAnsi="Times New Roman" w:cs="Times New Roman"/>
+                <w:color w:val="000000" w:themeColor="text1"/>
+              </w:rPr>
+              <w:t>/v1/assignments/{id}, POST /</w:t>
+            </w:r>
+            <w:proofErr w:type="spellStart"/>
+            <w:r>
+              <w:rPr>
+                <w:rFonts w:ascii="Times New Roman" w:hAnsi="Times New Roman" w:cs="Times New Roman"/>
+                <w:color w:val="000000" w:themeColor="text1"/>
+              </w:rPr>
+              <w:t>api</w:t>
+            </w:r>
+            <w:proofErr w:type="spellEnd"/>
+            <w:r>
+              <w:rPr>
+                <w:rFonts w:ascii="Times New Roman" w:hAnsi="Times New Roman" w:cs="Times New Roman"/>
+                <w:color w:val="000000" w:themeColor="text1"/>
+              </w:rPr>
+              <w:t>/v1/assignments/{id}/submit</w:t>
             </w:r>
           </w:p>
         </w:tc>
@@ -5455,7 +5756,39 @@
                 <w:rFonts w:ascii="Times New Roman" w:hAnsi="Times New Roman" w:cs="Times New Roman"/>
                 <w:color w:val="000000" w:themeColor="text1"/>
               </w:rPr>
-              <w:t>API tests: POST /api/v1/feedback, POST /api/v1/telemetry/events</w:t>
+              <w:t>API tests: POST /</w:t>
+            </w:r>
+            <w:proofErr w:type="spellStart"/>
+            <w:r>
+              <w:rPr>
+                <w:rFonts w:ascii="Times New Roman" w:hAnsi="Times New Roman" w:cs="Times New Roman"/>
+                <w:color w:val="000000" w:themeColor="text1"/>
+              </w:rPr>
+              <w:t>api</w:t>
+            </w:r>
+            <w:proofErr w:type="spellEnd"/>
+            <w:r>
+              <w:rPr>
+                <w:rFonts w:ascii="Times New Roman" w:hAnsi="Times New Roman" w:cs="Times New Roman"/>
+                <w:color w:val="000000" w:themeColor="text1"/>
+              </w:rPr>
+              <w:t>/v1/feedback, POST /</w:t>
+            </w:r>
+            <w:proofErr w:type="spellStart"/>
+            <w:r>
+              <w:rPr>
+                <w:rFonts w:ascii="Times New Roman" w:hAnsi="Times New Roman" w:cs="Times New Roman"/>
+                <w:color w:val="000000" w:themeColor="text1"/>
+              </w:rPr>
+              <w:t>api</w:t>
+            </w:r>
+            <w:proofErr w:type="spellEnd"/>
+            <w:r>
+              <w:rPr>
+                <w:rFonts w:ascii="Times New Roman" w:hAnsi="Times New Roman" w:cs="Times New Roman"/>
+                <w:color w:val="000000" w:themeColor="text1"/>
+              </w:rPr>
+              <w:t>/v1/telemetry/events</w:t>
             </w:r>
           </w:p>
         </w:tc>
@@ -5560,7 +5893,23 @@
                 <w:rFonts w:ascii="Times New Roman" w:hAnsi="Times New Roman" w:cs="Times New Roman"/>
                 <w:color w:val="000000" w:themeColor="text1"/>
               </w:rPr>
-              <w:t xml:space="preserve"> /api/v1/admin/*</w:t>
+              <w:t xml:space="preserve"> /</w:t>
+            </w:r>
+            <w:proofErr w:type="spellStart"/>
+            <w:r>
+              <w:rPr>
+                <w:rFonts w:ascii="Times New Roman" w:hAnsi="Times New Roman" w:cs="Times New Roman"/>
+                <w:color w:val="000000" w:themeColor="text1"/>
+              </w:rPr>
+              <w:t>api</w:t>
+            </w:r>
+            <w:proofErr w:type="spellEnd"/>
+            <w:r>
+              <w:rPr>
+                <w:rFonts w:ascii="Times New Roman" w:hAnsi="Times New Roman" w:cs="Times New Roman"/>
+                <w:color w:val="000000" w:themeColor="text1"/>
+              </w:rPr>
+              <w:t>/v1/admin/*</w:t>
             </w:r>
           </w:p>
         </w:tc>
@@ -5656,7 +6005,23 @@
                 <w:rFonts w:ascii="Times New Roman" w:hAnsi="Times New Roman" w:cs="Times New Roman"/>
                 <w:color w:val="000000" w:themeColor="text1"/>
               </w:rPr>
-              <w:t>API tests: GET/POST/PATCH /api/v1/admin/staff*</w:t>
+              <w:t>API tests: GET/POST/PATCH /</w:t>
+            </w:r>
+            <w:proofErr w:type="spellStart"/>
+            <w:r>
+              <w:rPr>
+                <w:rFonts w:ascii="Times New Roman" w:hAnsi="Times New Roman" w:cs="Times New Roman"/>
+                <w:color w:val="000000" w:themeColor="text1"/>
+              </w:rPr>
+              <w:t>api</w:t>
+            </w:r>
+            <w:proofErr w:type="spellEnd"/>
+            <w:r>
+              <w:rPr>
+                <w:rFonts w:ascii="Times New Roman" w:hAnsi="Times New Roman" w:cs="Times New Roman"/>
+                <w:color w:val="000000" w:themeColor="text1"/>
+              </w:rPr>
+              <w:t>/v1/admin/staff*</w:t>
             </w:r>
           </w:p>
         </w:tc>
@@ -8884,7 +9249,23 @@
                 <w:rFonts w:ascii="Times New Roman" w:hAnsi="Times New Roman" w:cs="Times New Roman"/>
                 <w:color w:val="000000" w:themeColor="text1"/>
               </w:rPr>
-              <w:t>p95 read endpoints &lt;= 500 ms on local stack.</w:t>
+              <w:t xml:space="preserve">p95 read endpoints &lt;= 500 </w:t>
+            </w:r>
+            <w:proofErr w:type="spellStart"/>
+            <w:r>
+              <w:rPr>
+                <w:rFonts w:ascii="Times New Roman" w:hAnsi="Times New Roman" w:cs="Times New Roman"/>
+                <w:color w:val="000000" w:themeColor="text1"/>
+              </w:rPr>
+              <w:t>ms</w:t>
+            </w:r>
+            <w:proofErr w:type="spellEnd"/>
+            <w:r>
+              <w:rPr>
+                <w:rFonts w:ascii="Times New Roman" w:hAnsi="Times New Roman" w:cs="Times New Roman"/>
+                <w:color w:val="000000" w:themeColor="text1"/>
+              </w:rPr>
+              <w:t xml:space="preserve"> on local stack.</w:t>
             </w:r>
           </w:p>
         </w:tc>
@@ -9136,7 +9517,23 @@
           <w:rFonts w:ascii="Times New Roman" w:hAnsi="Times New Roman" w:cs="Times New Roman"/>
           <w:color w:val="000000" w:themeColor="text1"/>
         </w:rPr>
-        <w:t xml:space="preserve"> Core endpoint p95 latency &lt;= 500 ms in local Docker environment.</w:t>
+        <w:t xml:space="preserve"> Core endpoint p95 latency &lt;= 500 </w:t>
+      </w:r>
+      <w:proofErr w:type="spellStart"/>
+      <w:r>
+        <w:rPr>
+          <w:rFonts w:ascii="Times New Roman" w:hAnsi="Times New Roman" w:cs="Times New Roman"/>
+          <w:color w:val="000000" w:themeColor="text1"/>
+        </w:rPr>
+        <w:t>ms</w:t>
+      </w:r>
+      <w:proofErr w:type="spellEnd"/>
+      <w:r>
+        <w:rPr>
+          <w:rFonts w:ascii="Times New Roman" w:hAnsi="Times New Roman" w:cs="Times New Roman"/>
+          <w:color w:val="000000" w:themeColor="text1"/>
+        </w:rPr>
+        <w:t xml:space="preserve"> in local Docker environment.</w:t>
       </w:r>
     </w:p>
     <w:p>
@@ -9664,6 +10061,7 @@
     </w:p>
     <w:p>
       <w:pPr>
+        <w:jc w:val="both"/>
         <w:rPr>
           <w:rFonts w:ascii="Times New Roman" w:hAnsi="Times New Roman" w:cs="Times New Roman"/>
           <w:color w:val="000000" w:themeColor="text1"/>
@@ -10414,13 +10812,6 @@
         </w:rPr>
         <w:t>.</w:t>
       </w:r>
-    </w:p>
-    <w:p>
-      <w:pPr>
-        <w:rPr>
-          <w:rFonts w:ascii="Times New Roman" w:hAnsi="Times New Roman" w:cs="Times New Roman"/>
-        </w:rPr>
-      </w:pPr>
     </w:p>
     <w:sectPr>
       <w:headerReference w:type="default" r:id="rId12"/>
@@ -13924,6 +14315,7 @@
   <w:style w:type="character" w:default="1" w:styleId="DefaultParagraphFont">
     <w:name w:val="Default Paragraph Font"/>
     <w:uiPriority w:val="1"/>
+    <w:semiHidden/>
     <w:unhideWhenUsed/>
   </w:style>
   <w:style w:type="table" w:default="1" w:styleId="TableNormal">
